--- a/0.5.5 Release notes..docx
+++ b/0.5.5 Release notes..docx
@@ -4,120 +4,52 @@
   <w:body>
     <w:p>
       <w:pPr>
+        <w:ind w:left="720" w:hanging="360"/>
+        <w:rPr>
+          <w:lang w:val="uk-UA"/>
+        </w:rPr>
+      </w:pPr>
+      <w:r>
+        <w:rPr>
+          <w:lang w:val="uk-UA"/>
+        </w:rPr>
+        <w:t>Основні зміни по веб порталу для:</w:t>
+      </w:r>
+      <w:r>
+        <w:rPr>
+          <w:lang w:val="uk-UA"/>
+        </w:rPr>
+        <w:br/>
+      </w:r>
+    </w:p>
+    <w:p>
+      <w:pPr>
         <w:pStyle w:val="ListParagraph"/>
         <w:numPr>
           <w:ilvl w:val="0"/>
           <w:numId w:val="1"/>
         </w:numPr>
-      </w:pPr>
-      <w:r>
-        <w:rPr>
-          <w:lang w:val="uk-UA"/>
-        </w:rPr>
-        <w:t xml:space="preserve">Добавили підтримку цифрового приймача </w:t>
-      </w:r>
-      <w:proofErr w:type="spellStart"/>
-      <w:r>
-        <w:t>Walksnail</w:t>
-      </w:r>
-      <w:proofErr w:type="spellEnd"/>
-      <w:r>
-        <w:t xml:space="preserve"> Ascent</w:t>
-      </w:r>
-    </w:p>
-    <w:p>
-      <w:pPr>
-        <w:pStyle w:val="ListParagraph"/>
-        <w:numPr>
-          <w:ilvl w:val="0"/>
-          <w:numId w:val="1"/>
-        </w:numPr>
-      </w:pPr>
-      <w:r>
-        <w:rPr>
-          <w:lang w:val="uk-UA"/>
-        </w:rPr>
-        <w:t xml:space="preserve">Добавили підтримку аналогового приймача діапазону 6.7 </w:t>
-      </w:r>
-      <w:r>
-        <w:rPr>
-          <w:lang w:val="uk-UA"/>
-        </w:rPr>
-        <w:t>FS6075</w:t>
-      </w:r>
-    </w:p>
-    <w:p>
-      <w:pPr>
-        <w:pStyle w:val="ListParagraph"/>
-        <w:numPr>
-          <w:ilvl w:val="0"/>
-          <w:numId w:val="1"/>
-        </w:numPr>
-      </w:pPr>
-      <w:r>
-        <w:rPr>
-          <w:lang w:val="uk-UA"/>
-        </w:rPr>
-        <w:t>Підтримка</w:t>
-      </w:r>
-      <w:r>
-        <w:t xml:space="preserve"> radio</w:t>
-      </w:r>
-      <w:r>
-        <w:rPr>
-          <w:lang w:val="uk-UA"/>
-        </w:rPr>
-        <w:t xml:space="preserve"> </w:t>
-      </w:r>
-      <w:proofErr w:type="spellStart"/>
-      <w:r>
-        <w:t>baudrate</w:t>
-      </w:r>
-      <w:proofErr w:type="spellEnd"/>
-      <w:r>
-        <w:t xml:space="preserve"> </w:t>
-      </w:r>
-      <w:r>
-        <w:t>115K</w:t>
-      </w:r>
-      <w:r>
-        <w:t xml:space="preserve"> </w:t>
-      </w:r>
-      <w:r>
-        <w:rPr>
-          <w:lang w:val="uk-UA"/>
-        </w:rPr>
-        <w:t xml:space="preserve">для </w:t>
-      </w:r>
-      <w:r>
-        <w:t>Puta</w:t>
-      </w:r>
-    </w:p>
-    <w:p>
-      <w:pPr>
-        <w:pStyle w:val="ListParagraph"/>
-        <w:numPr>
-          <w:ilvl w:val="0"/>
-          <w:numId w:val="1"/>
-        </w:numPr>
+        <w:rPr>
+          <w:lang w:val="uk-UA"/>
+        </w:rPr>
       </w:pPr>
       <w:r>
         <w:rPr>
           <w:noProof/>
         </w:rPr>
         <w:drawing>
-          <wp:anchor distT="0" distB="0" distL="114300" distR="114300" simplePos="0" relativeHeight="251658240" behindDoc="0" locked="0" layoutInCell="1" allowOverlap="1" wp14:anchorId="284CB0BA" wp14:editId="0A116D0D">
+          <wp:anchor distT="0" distB="0" distL="114300" distR="114300" simplePos="0" relativeHeight="251662336" behindDoc="0" locked="0" layoutInCell="1" allowOverlap="1" wp14:anchorId="2DE6E991" wp14:editId="57FE5C22">
             <wp:simplePos x="0" y="0"/>
             <wp:positionH relativeFrom="column">
-              <wp:posOffset>480695</wp:posOffset>
+              <wp:posOffset>456565</wp:posOffset>
             </wp:positionH>
             <wp:positionV relativeFrom="paragraph">
               <wp:posOffset>185420</wp:posOffset>
             </wp:positionV>
-            <wp:extent cx="3417570" cy="2245360"/>
-            <wp:effectExtent l="0" t="0" r="0" b="2540"/>
-            <wp:wrapTopAndBottom/>
-            <wp:docPr id="1" name="Picture 1"/>
+            <wp:extent cx="2027555" cy="3107690"/>
+            <wp:effectExtent l="0" t="0" r="0" b="0"/>
+            <wp:wrapSquare wrapText="bothSides"/>
+            <wp:docPr id="5" name="Picture 5"/>
             <wp:cNvGraphicFramePr>
               <a:graphicFrameLocks xmlns:a="http://schemas.openxmlformats.org/drawingml/2006/main" noChangeAspect="1"/>
             </wp:cNvGraphicFramePr>
@@ -143,7 +75,7 @@
                   <pic:spPr>
                     <a:xfrm>
                       <a:off x="0" y="0"/>
-                      <a:ext cx="3417570" cy="2245360"/>
+                      <a:ext cx="2027555" cy="3107690"/>
                     </a:xfrm>
                     <a:prstGeom prst="rect">
                       <a:avLst/>
@@ -171,7 +103,19 @@
         <w:rPr>
           <w:lang w:val="uk-UA"/>
         </w:rPr>
-        <w:t xml:space="preserve"> завантаження і збереження користувацьких налаштувань радіо:</w:t>
+        <w:t xml:space="preserve"> завантаження і збереження користувацьких налаштувань радіо</w:t>
+      </w:r>
+      <w:r>
+        <w:rPr>
+          <w:lang w:val="uk-UA"/>
+        </w:rPr>
+        <w:t>.</w:t>
+      </w:r>
+      <w:r>
+        <w:rPr>
+          <w:noProof/>
+        </w:rPr>
+        <w:t xml:space="preserve"> </w:t>
       </w:r>
       <w:r>
         <w:rPr>
@@ -207,6 +151,12 @@
         <w:rPr>
           <w:lang w:val="uk-UA"/>
         </w:rPr>
+        <w:t xml:space="preserve"> </w:t>
+      </w:r>
+      <w:r>
+        <w:rPr>
+          <w:lang w:val="uk-UA"/>
+        </w:rPr>
         <w:t>(</w:t>
       </w:r>
       <w:r>
@@ -222,6 +172,12 @@
         <w:rPr>
           <w:lang w:val="uk-UA"/>
         </w:rPr>
+        <w:t xml:space="preserve"> на користувацький пристрій</w:t>
+      </w:r>
+      <w:r>
+        <w:rPr>
+          <w:lang w:val="uk-UA"/>
+        </w:rPr>
         <w:t xml:space="preserve"> </w:t>
       </w:r>
       <w:r>
@@ -246,7 +202,121 @@
         <w:rPr>
           <w:lang w:val="uk-UA"/>
         </w:rPr>
-        <w:t>файл налаштувань для радіо, не рекомендується змінювати файл вручну оскільки це може призвести зчитування при завантажені.</w:t>
+        <w:t>файл налаштувань для радіо</w:t>
+      </w:r>
+      <w:r>
+        <w:rPr>
+          <w:lang w:val="uk-UA"/>
+        </w:rPr>
+        <w:t>.</w:t>
+      </w:r>
+      <w:r>
+        <w:rPr>
+          <w:lang w:val="uk-UA"/>
+        </w:rPr>
+        <w:t xml:space="preserve"> </w:t>
+      </w:r>
+      <w:r>
+        <w:rPr>
+          <w:lang w:val="uk-UA"/>
+        </w:rPr>
+        <w:t>Н</w:t>
+      </w:r>
+      <w:r>
+        <w:rPr>
+          <w:lang w:val="uk-UA"/>
+        </w:rPr>
+        <w:t>е рекомендується</w:t>
+      </w:r>
+      <w:r>
+        <w:rPr>
+          <w:lang w:val="uk-UA"/>
+        </w:rPr>
+        <w:t xml:space="preserve"> (хоча можливо)</w:t>
+      </w:r>
+      <w:r>
+        <w:rPr>
+          <w:lang w:val="uk-UA"/>
+        </w:rPr>
+        <w:t xml:space="preserve"> змінювати файл вручну оскільки це може</w:t>
+      </w:r>
+      <w:r>
+        <w:rPr>
+          <w:lang w:val="uk-UA"/>
+        </w:rPr>
+        <w:t xml:space="preserve"> призвести до невірних налаштувань</w:t>
+      </w:r>
+      <w:r>
+        <w:rPr>
+          <w:lang w:val="uk-UA"/>
+        </w:rPr>
+        <w:t>.</w:t>
+      </w:r>
+      <w:r>
+        <w:rPr>
+          <w:lang w:val="uk-UA"/>
+        </w:rPr>
+        <w:br/>
+      </w:r>
+      <w:r>
+        <w:rPr>
+          <w:lang w:val="uk-UA"/>
+        </w:rPr>
+        <w:br/>
+      </w:r>
+      <w:r>
+        <w:rPr>
+          <w:lang w:val="uk-UA"/>
+        </w:rPr>
+        <w:br/>
+      </w:r>
+      <w:r>
+        <w:rPr>
+          <w:lang w:val="uk-UA"/>
+        </w:rPr>
+        <w:br/>
+      </w:r>
+      <w:r>
+        <w:rPr>
+          <w:lang w:val="uk-UA"/>
+        </w:rPr>
+        <w:br/>
+      </w:r>
+      <w:r>
+        <w:rPr>
+          <w:lang w:val="uk-UA"/>
+        </w:rPr>
+        <w:br/>
+      </w:r>
+      <w:r>
+        <w:rPr>
+          <w:lang w:val="uk-UA"/>
+        </w:rPr>
+        <w:br/>
+      </w:r>
+      <w:r>
+        <w:rPr>
+          <w:lang w:val="uk-UA"/>
+        </w:rPr>
+        <w:br/>
+      </w:r>
+      <w:r>
+        <w:rPr>
+          <w:lang w:val="uk-UA"/>
+        </w:rPr>
+        <w:br/>
+      </w:r>
+      <w:r>
+        <w:rPr>
+          <w:lang w:val="uk-UA"/>
+        </w:rPr>
+        <w:br/>
+      </w:r>
+      <w:r>
+        <w:rPr>
+          <w:lang w:val="uk-UA"/>
+        </w:rPr>
+        <w:br/>
       </w:r>
     </w:p>
     <w:p>
@@ -262,18 +332,18 @@
           <w:noProof/>
         </w:rPr>
         <w:drawing>
-          <wp:anchor distT="0" distB="0" distL="114300" distR="114300" simplePos="0" relativeHeight="251659264" behindDoc="0" locked="0" layoutInCell="1" allowOverlap="1" wp14:anchorId="7BEF722D" wp14:editId="07643983">
+          <wp:anchor distT="0" distB="0" distL="114300" distR="114300" simplePos="0" relativeHeight="251663360" behindDoc="0" locked="0" layoutInCell="1" allowOverlap="1" wp14:anchorId="5A276BDB" wp14:editId="79FAF1E6">
             <wp:simplePos x="0" y="0"/>
             <wp:positionH relativeFrom="column">
-              <wp:posOffset>462915</wp:posOffset>
+              <wp:posOffset>485775</wp:posOffset>
             </wp:positionH>
             <wp:positionV relativeFrom="paragraph">
-              <wp:posOffset>560070</wp:posOffset>
+              <wp:posOffset>238760</wp:posOffset>
             </wp:positionV>
-            <wp:extent cx="3847465" cy="1228090"/>
-            <wp:effectExtent l="0" t="0" r="635" b="0"/>
-            <wp:wrapTopAndBottom/>
-            <wp:docPr id="2" name="Picture 2"/>
+            <wp:extent cx="1988820" cy="4080510"/>
+            <wp:effectExtent l="0" t="0" r="0" b="0"/>
+            <wp:wrapSquare wrapText="bothSides"/>
+            <wp:docPr id="1" name="Picture 1"/>
             <wp:cNvGraphicFramePr>
               <a:graphicFrameLocks xmlns:a="http://schemas.openxmlformats.org/drawingml/2006/main" noChangeAspect="1"/>
             </wp:cNvGraphicFramePr>
@@ -285,7 +355,7 @@
                     <pic:cNvPicPr/>
                   </pic:nvPicPr>
                   <pic:blipFill>
-                    <a:blip r:embed="rId6">
+                    <a:blip r:embed="rId6" cstate="print">
                       <a:extLst>
                         <a:ext uri="{28A0092B-C50C-407E-A947-70E740481C1C}">
                           <a14:useLocalDpi xmlns:a14="http://schemas.microsoft.com/office/drawing/2010/main" val="0"/>
@@ -299,7 +369,7 @@
                   <pic:spPr>
                     <a:xfrm>
                       <a:off x="0" y="0"/>
-                      <a:ext cx="3847465" cy="1228090"/>
+                      <a:ext cx="1988820" cy="4080510"/>
                     </a:xfrm>
                     <a:prstGeom prst="rect">
                       <a:avLst/>
@@ -321,7 +391,19 @@
         <w:rPr>
           <w:lang w:val="uk-UA"/>
         </w:rPr>
-        <w:t>Добавлена можливість встановити радіо канал для перемикання частоти</w:t>
+        <w:t>Для ретранслятора, о</w:t>
+      </w:r>
+      <w:r>
+        <w:rPr>
+          <w:lang w:val="uk-UA"/>
+        </w:rPr>
+        <w:t>крім як керувати перемикання потужності через пульт, д</w:t>
+      </w:r>
+      <w:r>
+        <w:rPr>
+          <w:lang w:val="uk-UA"/>
+        </w:rPr>
+        <w:t>обавлена можливість встановити радіо канал для перемикання частоти</w:t>
       </w:r>
       <w:r>
         <w:t xml:space="preserve"> VTX</w:t>
@@ -330,13 +412,13 @@
         <w:rPr>
           <w:lang w:val="uk-UA"/>
         </w:rPr>
-        <w:t xml:space="preserve"> для ретранслятора</w:t>
-      </w:r>
-      <w:r>
-        <w:rPr>
-          <w:lang w:val="uk-UA"/>
-        </w:rPr>
-        <w:t xml:space="preserve"> секція </w:t>
+        <w:t xml:space="preserve">, закладка радіо </w:t>
+      </w:r>
+      <w:r>
+        <w:rPr>
+          <w:lang w:val="uk-UA"/>
+        </w:rPr>
+        <w:t xml:space="preserve">секція </w:t>
       </w:r>
       <w:r>
         <w:t xml:space="preserve">VTX FRQ: </w:t>
@@ -377,6 +459,103 @@
         </w:rPr>
         <w:t xml:space="preserve"> Потрібно зауважити, що для синхронного перемикання каналів з наземною станцією потрібно узгодити канал та частотну сітку з наземною станцією.</w:t>
       </w:r>
+      <w:r>
+        <w:rPr>
+          <w:noProof/>
+        </w:rPr>
+        <w:t xml:space="preserve"> </w:t>
+      </w:r>
+    </w:p>
+    <w:p>
+      <w:pPr>
+        <w:pStyle w:val="ListParagraph"/>
+        <w:rPr>
+          <w:lang w:val="uk-UA"/>
+        </w:rPr>
+      </w:pPr>
+      <w:r>
+        <w:rPr>
+          <w:noProof/>
+        </w:rPr>
+        <w:br/>
+      </w:r>
+      <w:r>
+        <w:rPr>
+          <w:noProof/>
+        </w:rPr>
+        <w:br/>
+      </w:r>
+      <w:r>
+        <w:rPr>
+          <w:noProof/>
+        </w:rPr>
+        <w:br/>
+      </w:r>
+      <w:r>
+        <w:rPr>
+          <w:noProof/>
+          <w:lang w:val="uk-UA"/>
+        </w:rPr>
+        <w:t xml:space="preserve">Крім цього </w:t>
+      </w:r>
+      <w:r>
+        <w:rPr>
+          <w:noProof/>
+          <w:lang w:val="uk-UA"/>
+        </w:rPr>
+        <w:t xml:space="preserve">дещо </w:t>
+      </w:r>
+      <w:r>
+        <w:rPr>
+          <w:noProof/>
+          <w:lang w:val="uk-UA"/>
+        </w:rPr>
+        <w:t xml:space="preserve">змінився </w:t>
+      </w:r>
+      <w:r>
+        <w:rPr>
+          <w:noProof/>
+          <w:lang w:val="uk-UA"/>
+        </w:rPr>
+        <w:t>дизайн інших секцій, зокрема для вибору кількості позицій перемикача який прявязаний до вказаного каналу раніше використовувався повзунок, тепер випадаєче меню з кількістю положень.</w:t>
+      </w:r>
+    </w:p>
+    <w:p>
+      <w:pPr>
+        <w:pStyle w:val="ListParagraph"/>
+      </w:pPr>
+      <w:r>
+        <w:br/>
+      </w:r>
+      <w:r>
+        <w:br/>
+      </w:r>
+      <w:r>
+        <w:br/>
+      </w:r>
+      <w:r>
+        <w:br/>
+      </w:r>
+      <w:r>
+        <w:br/>
+      </w:r>
+      <w:r>
+        <w:br/>
+      </w:r>
+      <w:r>
+        <w:br/>
+      </w:r>
+      <w:r>
+        <w:br/>
+      </w:r>
+      <w:r>
+        <w:br/>
+      </w:r>
+    </w:p>
+    <w:p>
+      <w:pPr>
+        <w:pStyle w:val="ListParagraph"/>
+      </w:pPr>
     </w:p>
     <w:p>
       <w:pPr>
@@ -390,19 +569,20 @@
         <w:rPr>
           <w:noProof/>
         </w:rPr>
+        <w:lastRenderedPageBreak/>
         <w:drawing>
-          <wp:anchor distT="0" distB="0" distL="114300" distR="114300" simplePos="0" relativeHeight="251660288" behindDoc="0" locked="0" layoutInCell="1" allowOverlap="1" wp14:anchorId="371A5AA2" wp14:editId="46C19033">
+          <wp:anchor distT="0" distB="0" distL="114300" distR="114300" simplePos="0" relativeHeight="251664384" behindDoc="0" locked="0" layoutInCell="1" allowOverlap="1" wp14:anchorId="0648F395" wp14:editId="291FCF89">
             <wp:simplePos x="0" y="0"/>
             <wp:positionH relativeFrom="column">
-              <wp:posOffset>507365</wp:posOffset>
+              <wp:posOffset>477520</wp:posOffset>
             </wp:positionH>
             <wp:positionV relativeFrom="paragraph">
-              <wp:posOffset>401955</wp:posOffset>
+              <wp:posOffset>196215</wp:posOffset>
             </wp:positionV>
-            <wp:extent cx="3808095" cy="1663700"/>
-            <wp:effectExtent l="0" t="0" r="1905" b="0"/>
-            <wp:wrapTopAndBottom/>
-            <wp:docPr id="3" name="Picture 3"/>
+            <wp:extent cx="2694940" cy="909955"/>
+            <wp:effectExtent l="0" t="0" r="0" b="4445"/>
+            <wp:wrapSquare wrapText="bothSides"/>
+            <wp:docPr id="6" name="Picture 6"/>
             <wp:cNvGraphicFramePr>
               <a:graphicFrameLocks xmlns:a="http://schemas.openxmlformats.org/drawingml/2006/main" noChangeAspect="1"/>
             </wp:cNvGraphicFramePr>
@@ -428,7 +608,7 @@
                   <pic:spPr>
                     <a:xfrm>
                       <a:off x="0" y="0"/>
-                      <a:ext cx="3808095" cy="1663700"/>
+                      <a:ext cx="2694940" cy="909955"/>
                     </a:xfrm>
                     <a:prstGeom prst="rect">
                       <a:avLst/>
@@ -467,6 +647,36 @@
         <w:br/>
         <w:t>Тепер їх може бути або 3 або 6:</w:t>
       </w:r>
+      <w:r>
+        <w:rPr>
+          <w:lang w:val="uk-UA"/>
+        </w:rPr>
+        <w:br/>
+      </w:r>
+      <w:r>
+        <w:rPr>
+          <w:lang w:val="uk-UA"/>
+        </w:rPr>
+        <w:br/>
+      </w:r>
+      <w:r>
+        <w:rPr>
+          <w:lang w:val="uk-UA"/>
+        </w:rPr>
+        <w:br/>
+      </w:r>
+      <w:r>
+        <w:rPr>
+          <w:lang w:val="uk-UA"/>
+        </w:rPr>
+        <w:br/>
+      </w:r>
+      <w:r>
+        <w:rPr>
+          <w:lang w:val="uk-UA"/>
+        </w:rPr>
+        <w:br/>
+      </w:r>
     </w:p>
     <w:p>
       <w:pPr>
@@ -478,67 +688,21 @@
       </w:pPr>
       <w:r>
         <w:rPr>
-          <w:lang w:val="uk-UA"/>
-        </w:rPr>
-        <w:t xml:space="preserve">Запит на зміну </w:t>
-      </w:r>
-      <w:r>
-        <w:t>Baud</w:t>
-      </w:r>
-      <w:r>
-        <w:rPr>
-          <w:lang w:val="uk-UA"/>
-        </w:rPr>
-        <w:t xml:space="preserve"> чи </w:t>
-      </w:r>
-      <w:r>
-        <w:t xml:space="preserve">Invert </w:t>
-      </w:r>
-      <w:r>
-        <w:rPr>
-          <w:lang w:val="uk-UA"/>
-        </w:rPr>
-        <w:t xml:space="preserve">відбувається відразу без необхідності </w:t>
-      </w:r>
-      <w:r>
-        <w:rPr>
-          <w:lang w:val="uk-UA"/>
-        </w:rPr>
-        <w:t>вимкнення/увімкнення радіо</w:t>
-      </w:r>
-      <w:r>
-        <w:rPr>
-          <w:lang w:val="uk-UA"/>
-        </w:rPr>
-        <w:t>, крім того дана секція перемістилась в низ сторінки</w:t>
-      </w:r>
-    </w:p>
-    <w:p>
-      <w:pPr>
-        <w:pStyle w:val="ListParagraph"/>
-        <w:numPr>
-          <w:ilvl w:val="0"/>
-          <w:numId w:val="1"/>
-        </w:numPr>
-      </w:pPr>
-      <w:r>
-        <w:rPr>
-          <w:noProof/>
-        </w:rPr>
-        <w:lastRenderedPageBreak/>
+          <w:noProof/>
+        </w:rPr>
         <w:drawing>
-          <wp:anchor distT="0" distB="0" distL="114300" distR="114300" simplePos="0" relativeHeight="251661312" behindDoc="0" locked="0" layoutInCell="1" allowOverlap="1" wp14:anchorId="69E7DD71" wp14:editId="14644367">
+          <wp:anchor distT="0" distB="0" distL="114300" distR="114300" simplePos="0" relativeHeight="251665408" behindDoc="0" locked="0" layoutInCell="1" allowOverlap="1" wp14:anchorId="740FCD7A" wp14:editId="38701964">
             <wp:simplePos x="0" y="0"/>
             <wp:positionH relativeFrom="column">
-              <wp:posOffset>476551</wp:posOffset>
+              <wp:posOffset>435398</wp:posOffset>
             </wp:positionH>
             <wp:positionV relativeFrom="paragraph">
-              <wp:posOffset>393015</wp:posOffset>
+              <wp:posOffset>217381</wp:posOffset>
             </wp:positionV>
-            <wp:extent cx="2745105" cy="1964690"/>
-            <wp:effectExtent l="0" t="0" r="0" b="0"/>
-            <wp:wrapTopAndBottom/>
-            <wp:docPr id="4" name="Picture 4"/>
+            <wp:extent cx="2781300" cy="504825"/>
+            <wp:effectExtent l="0" t="0" r="0" b="9525"/>
+            <wp:wrapSquare wrapText="bothSides"/>
+            <wp:docPr id="7" name="Picture 7"/>
             <wp:cNvGraphicFramePr>
               <a:graphicFrameLocks xmlns:a="http://schemas.openxmlformats.org/drawingml/2006/main" noChangeAspect="1"/>
             </wp:cNvGraphicFramePr>
@@ -564,6 +728,174 @@
                   <pic:spPr>
                     <a:xfrm>
                       <a:off x="0" y="0"/>
+                      <a:ext cx="2781300" cy="504825"/>
+                    </a:xfrm>
+                    <a:prstGeom prst="rect">
+                      <a:avLst/>
+                    </a:prstGeom>
+                  </pic:spPr>
+                </pic:pic>
+              </a:graphicData>
+            </a:graphic>
+            <wp14:sizeRelH relativeFrom="margin">
+              <wp14:pctWidth>0</wp14:pctWidth>
+            </wp14:sizeRelH>
+            <wp14:sizeRelV relativeFrom="margin">
+              <wp14:pctHeight>0</wp14:pctHeight>
+            </wp14:sizeRelV>
+          </wp:anchor>
+        </w:drawing>
+      </w:r>
+      <w:r>
+        <w:rPr>
+          <w:lang w:val="uk-UA"/>
+        </w:rPr>
+        <w:t xml:space="preserve">Запит на зміну </w:t>
+      </w:r>
+      <w:r>
+        <w:t>Baud</w:t>
+      </w:r>
+      <w:r>
+        <w:rPr>
+          <w:lang w:val="uk-UA"/>
+        </w:rPr>
+        <w:t xml:space="preserve"> чи </w:t>
+      </w:r>
+      <w:r>
+        <w:t xml:space="preserve">Invert </w:t>
+      </w:r>
+      <w:r>
+        <w:rPr>
+          <w:lang w:val="uk-UA"/>
+        </w:rPr>
+        <w:t xml:space="preserve">відбувається відразу без необхідності </w:t>
+      </w:r>
+      <w:r>
+        <w:rPr>
+          <w:lang w:val="uk-UA"/>
+        </w:rPr>
+        <w:t>вимкнення/увімкнення радіо</w:t>
+      </w:r>
+      <w:r>
+        <w:rPr>
+          <w:lang w:val="uk-UA"/>
+        </w:rPr>
+        <w:t>, крім того дана секція перемістилась в низ сторінки</w:t>
+      </w:r>
+      <w:r>
+        <w:rPr>
+          <w:lang w:val="uk-UA"/>
+        </w:rPr>
+        <w:t xml:space="preserve">. </w:t>
+      </w:r>
+      <w:r>
+        <w:rPr>
+          <w:noProof/>
+          <w:lang w:val="uk-UA"/>
+        </w:rPr>
+        <w:t xml:space="preserve">Зміни </w:t>
+      </w:r>
+      <w:r>
+        <w:rPr>
+          <w:noProof/>
+        </w:rPr>
+        <w:t xml:space="preserve">BaudRate </w:t>
+      </w:r>
+      <w:r>
+        <w:rPr>
+          <w:noProof/>
+          <w:lang w:val="uk-UA"/>
+        </w:rPr>
+        <w:t xml:space="preserve">чи значення </w:t>
+      </w:r>
+      <w:r>
+        <w:rPr>
+          <w:noProof/>
+        </w:rPr>
+        <w:t xml:space="preserve">Invert </w:t>
+      </w:r>
+      <w:r>
+        <w:rPr>
+          <w:noProof/>
+          <w:lang w:val="uk-UA"/>
+        </w:rPr>
+        <w:t xml:space="preserve">тепер відбувається по кліку, без необхідності зберігати пресет кнопкою </w:t>
+      </w:r>
+      <w:r>
+        <w:rPr>
+          <w:noProof/>
+        </w:rPr>
+        <w:t>SAVE</w:t>
+      </w:r>
+      <w:r>
+        <w:rPr>
+          <w:noProof/>
+        </w:rPr>
+        <w:t xml:space="preserve"> </w:t>
+      </w:r>
+      <w:r>
+        <w:rPr>
+          <w:noProof/>
+        </w:rPr>
+        <w:br/>
+      </w:r>
+      <w:r>
+        <w:rPr>
+          <w:noProof/>
+        </w:rPr>
+        <w:br/>
+      </w:r>
+    </w:p>
+    <w:p>
+      <w:pPr>
+        <w:pStyle w:val="ListParagraph"/>
+        <w:numPr>
+          <w:ilvl w:val="0"/>
+          <w:numId w:val="1"/>
+        </w:numPr>
+      </w:pPr>
+      <w:r>
+        <w:rPr>
+          <w:noProof/>
+        </w:rPr>
+        <w:drawing>
+          <wp:anchor distT="0" distB="0" distL="114300" distR="114300" simplePos="0" relativeHeight="251661312" behindDoc="0" locked="0" layoutInCell="1" allowOverlap="1" wp14:anchorId="69E7DD71" wp14:editId="14644367">
+            <wp:simplePos x="0" y="0"/>
+            <wp:positionH relativeFrom="column">
+              <wp:posOffset>476551</wp:posOffset>
+            </wp:positionH>
+            <wp:positionV relativeFrom="paragraph">
+              <wp:posOffset>393015</wp:posOffset>
+            </wp:positionV>
+            <wp:extent cx="2745105" cy="1964690"/>
+            <wp:effectExtent l="0" t="0" r="0" b="0"/>
+            <wp:wrapTopAndBottom/>
+            <wp:docPr id="4" name="Picture 4"/>
+            <wp:cNvGraphicFramePr>
+              <a:graphicFrameLocks xmlns:a="http://schemas.openxmlformats.org/drawingml/2006/main" noChangeAspect="1"/>
+            </wp:cNvGraphicFramePr>
+            <a:graphic xmlns:a="http://schemas.openxmlformats.org/drawingml/2006/main">
+              <a:graphicData uri="http://schemas.openxmlformats.org/drawingml/2006/picture">
+                <pic:pic xmlns:pic="http://schemas.openxmlformats.org/drawingml/2006/picture">
+                  <pic:nvPicPr>
+                    <pic:cNvPr id="1" name=""/>
+                    <pic:cNvPicPr/>
+                  </pic:nvPicPr>
+                  <pic:blipFill>
+                    <a:blip r:embed="rId9">
+                      <a:extLst>
+                        <a:ext uri="{28A0092B-C50C-407E-A947-70E740481C1C}">
+                          <a14:useLocalDpi xmlns:a14="http://schemas.microsoft.com/office/drawing/2010/main" val="0"/>
+                        </a:ext>
+                      </a:extLst>
+                    </a:blip>
+                    <a:stretch>
+                      <a:fillRect/>
+                    </a:stretch>
+                  </pic:blipFill>
+                  <pic:spPr>
+                    <a:xfrm>
+                      <a:off x="0" y="0"/>
                       <a:ext cx="2745105" cy="1964690"/>
                     </a:xfrm>
                     <a:prstGeom prst="rect">
@@ -593,6 +925,66 @@
       </w:pPr>
       <w:r>
         <w:rPr>
+          <w:noProof/>
+        </w:rPr>
+        <w:drawing>
+          <wp:anchor distT="0" distB="0" distL="114300" distR="114300" simplePos="0" relativeHeight="251666432" behindDoc="0" locked="0" layoutInCell="1" allowOverlap="1" wp14:anchorId="47F283C4" wp14:editId="04B86A53">
+            <wp:simplePos x="0" y="0"/>
+            <wp:positionH relativeFrom="column">
+              <wp:posOffset>477732</wp:posOffset>
+            </wp:positionH>
+            <wp:positionV relativeFrom="paragraph">
+              <wp:posOffset>2172970</wp:posOffset>
+            </wp:positionV>
+            <wp:extent cx="1934845" cy="2523490"/>
+            <wp:effectExtent l="0" t="0" r="8255" b="0"/>
+            <wp:wrapSquare wrapText="bothSides"/>
+            <wp:docPr id="8" name="Picture 8"/>
+            <wp:cNvGraphicFramePr>
+              <a:graphicFrameLocks xmlns:a="http://schemas.openxmlformats.org/drawingml/2006/main" noChangeAspect="1"/>
+            </wp:cNvGraphicFramePr>
+            <a:graphic xmlns:a="http://schemas.openxmlformats.org/drawingml/2006/main">
+              <a:graphicData uri="http://schemas.openxmlformats.org/drawingml/2006/picture">
+                <pic:pic xmlns:pic="http://schemas.openxmlformats.org/drawingml/2006/picture">
+                  <pic:nvPicPr>
+                    <pic:cNvPr id="1" name=""/>
+                    <pic:cNvPicPr/>
+                  </pic:nvPicPr>
+                  <pic:blipFill>
+                    <a:blip r:embed="rId10" cstate="print">
+                      <a:extLst>
+                        <a:ext uri="{28A0092B-C50C-407E-A947-70E740481C1C}">
+                          <a14:useLocalDpi xmlns:a14="http://schemas.microsoft.com/office/drawing/2010/main" val="0"/>
+                        </a:ext>
+                      </a:extLst>
+                    </a:blip>
+                    <a:stretch>
+                      <a:fillRect/>
+                    </a:stretch>
+                  </pic:blipFill>
+                  <pic:spPr>
+                    <a:xfrm>
+                      <a:off x="0" y="0"/>
+                      <a:ext cx="1934845" cy="2523490"/>
+                    </a:xfrm>
+                    <a:prstGeom prst="rect">
+                      <a:avLst/>
+                    </a:prstGeom>
+                  </pic:spPr>
+                </pic:pic>
+              </a:graphicData>
+            </a:graphic>
+            <wp14:sizeRelH relativeFrom="page">
+              <wp14:pctWidth>0</wp14:pctWidth>
+            </wp14:sizeRelH>
+            <wp14:sizeRelV relativeFrom="page">
+              <wp14:pctHeight>0</wp14:pctHeight>
+            </wp14:sizeRelV>
+          </wp:anchor>
+        </w:drawing>
+      </w:r>
+      <w:r>
+        <w:rPr>
           <w:lang w:val="uk-UA"/>
         </w:rPr>
         <w:t xml:space="preserve">Якщо не згадувалось в минулій ревізії то добавилась можливість через системне меню вимикати керування приймачем діапазону </w:t>
@@ -632,6 +1024,458 @@
           <w:lang w:val="uk-UA"/>
         </w:rPr>
         <w:t xml:space="preserve"> бекпек для керування приймачем</w:t>
+      </w:r>
+      <w:r>
+        <w:rPr>
+          <w:noProof/>
+          <w:lang w:val="uk-UA"/>
+        </w:rPr>
+        <w:br/>
+      </w:r>
+      <w:r>
+        <w:br/>
+      </w:r>
+      <w:r>
+        <w:br/>
+      </w:r>
+      <w:r>
+        <w:br/>
+      </w:r>
+      <w:r>
+        <w:br/>
+      </w:r>
+      <w:r>
+        <w:br/>
+      </w:r>
+      <w:r>
+        <w:br/>
+      </w:r>
+      <w:r>
+        <w:br/>
+      </w:r>
+      <w:r>
+        <w:br/>
+      </w:r>
+      <w:r>
+        <w:br/>
+      </w:r>
+      <w:r>
+        <w:br/>
+      </w:r>
+      <w:r>
+        <w:br/>
+      </w:r>
+    </w:p>
+    <w:p>
+      <w:pPr>
+        <w:pStyle w:val="ListParagraph"/>
+        <w:numPr>
+          <w:ilvl w:val="0"/>
+          <w:numId w:val="1"/>
+        </w:numPr>
+      </w:pPr>
+      <w:r>
+        <w:rPr>
+          <w:lang w:val="uk-UA"/>
+        </w:rPr>
+        <w:t>В</w:t>
+      </w:r>
+      <w:r>
+        <w:rPr>
+          <w:lang w:val="uk-UA"/>
+        </w:rPr>
+        <w:t xml:space="preserve"> попередній версії для певних типів </w:t>
+      </w:r>
+      <w:r>
+        <w:t xml:space="preserve">VRX </w:t>
+      </w:r>
+      <w:r>
+        <w:rPr>
+          <w:lang w:val="uk-UA"/>
+        </w:rPr>
+        <w:t xml:space="preserve">була надана </w:t>
+      </w:r>
+      <w:proofErr w:type="spellStart"/>
+      <w:r>
+        <w:rPr>
+          <w:lang w:val="uk-UA"/>
+        </w:rPr>
+        <w:t>модливість</w:t>
+      </w:r>
+      <w:proofErr w:type="spellEnd"/>
+      <w:r>
+        <w:rPr>
+          <w:lang w:val="uk-UA"/>
+        </w:rPr>
+        <w:t xml:space="preserve"> змінити встановлену таблицю частот на користувацьку. Цей функціонал розширено, тепер надана можливість задати до 10 користувацьких таблиць і перемикатись між ними. Для цього потрібно на </w:t>
+      </w:r>
+      <w:r>
+        <w:t xml:space="preserve">Home </w:t>
+      </w:r>
+      <w:r>
+        <w:rPr>
+          <w:lang w:val="uk-UA"/>
+        </w:rPr>
+        <w:t xml:space="preserve">вкладці натиснути на </w:t>
+      </w:r>
+      <w:r>
+        <w:rPr>
+          <w:lang w:val="uk-UA"/>
+        </w:rPr>
+        <w:t xml:space="preserve"> </w:t>
+      </w:r>
+      <w:r>
+        <w:rPr>
+          <w:u w:val="single"/>
+        </w:rPr>
+        <w:t>VRX</w:t>
+      </w:r>
+      <w:r>
+        <w:t xml:space="preserve"> </w:t>
+      </w:r>
+      <w:r>
+        <w:rPr>
+          <w:lang w:val="uk-UA"/>
+        </w:rPr>
+        <w:t xml:space="preserve">після чого в модальному вікні можна: змінити активну таблицю, </w:t>
+      </w:r>
+      <w:r>
+        <w:rPr>
+          <w:lang w:val="uk-UA"/>
+        </w:rPr>
+        <w:lastRenderedPageBreak/>
+        <w:t>видалити таблицю, завантажити файл з новими таблицями або ж зберегти файл з поточними налаштуваннями. У користувача є можливість редагувати збережений файл дотримуючись його формату.</w:t>
+      </w:r>
+      <w:r>
+        <w:t xml:space="preserve"> </w:t>
+      </w:r>
+      <w:r>
+        <w:rPr>
+          <w:lang w:val="uk-UA"/>
+        </w:rPr>
+        <w:t xml:space="preserve">Таблицю з назвою </w:t>
+      </w:r>
+      <w:r>
+        <w:t xml:space="preserve">default </w:t>
+      </w:r>
+      <w:r>
+        <w:rPr>
+          <w:lang w:val="uk-UA"/>
+        </w:rPr>
+        <w:t>не можна змінювати.</w:t>
+      </w:r>
+      <w:r>
+        <w:rPr>
+          <w:lang w:val="uk-UA"/>
+        </w:rPr>
+        <w:br/>
+      </w:r>
+      <w:r>
+        <w:rPr>
+          <w:noProof/>
+        </w:rPr>
+        <w:drawing>
+          <wp:inline distT="0" distB="0" distL="0" distR="0" wp14:anchorId="1653FE23" wp14:editId="3FA682CC">
+            <wp:extent cx="2052320" cy="2522404"/>
+            <wp:effectExtent l="0" t="0" r="5080" b="0"/>
+            <wp:docPr id="9" name="Picture 9"/>
+            <wp:cNvGraphicFramePr>
+              <a:graphicFrameLocks xmlns:a="http://schemas.openxmlformats.org/drawingml/2006/main" noChangeAspect="1"/>
+            </wp:cNvGraphicFramePr>
+            <a:graphic xmlns:a="http://schemas.openxmlformats.org/drawingml/2006/main">
+              <a:graphicData uri="http://schemas.openxmlformats.org/drawingml/2006/picture">
+                <pic:pic xmlns:pic="http://schemas.openxmlformats.org/drawingml/2006/picture">
+                  <pic:nvPicPr>
+                    <pic:cNvPr id="1" name=""/>
+                    <pic:cNvPicPr/>
+                  </pic:nvPicPr>
+                  <pic:blipFill>
+                    <a:blip r:embed="rId11"/>
+                    <a:stretch>
+                      <a:fillRect/>
+                    </a:stretch>
+                  </pic:blipFill>
+                  <pic:spPr>
+                    <a:xfrm>
+                      <a:off x="0" y="0"/>
+                      <a:ext cx="2067649" cy="2541244"/>
+                    </a:xfrm>
+                    <a:prstGeom prst="rect">
+                      <a:avLst/>
+                    </a:prstGeom>
+                  </pic:spPr>
+                </pic:pic>
+              </a:graphicData>
+            </a:graphic>
+          </wp:inline>
+        </w:drawing>
+      </w:r>
+      <w:r>
+        <w:rPr>
+          <w:lang w:val="uk-UA"/>
+        </w:rPr>
+        <w:br/>
+        <w:t xml:space="preserve">Приклад контексту файлу: </w:t>
+      </w:r>
+      <w:r>
+        <w:rPr>
+          <w:lang w:val="uk-UA"/>
+        </w:rPr>
+        <w:t>{"default":{"A":[5865,5845,5825,5805,5785,5765,5745,5725],"B":[5733,5752,5771,5790,5809,5828,5847,5866],"E":[5705,5685,5665,5645,5885,5905,5925,5945],"F":[5740,5760,5780,5800,5820,5840,5860,5880],"R":[5658,5695,5732,5769,5806,5843,5880,5917],"L":[5362,5399,5436,5473,5510,5547,5584,5621],"X":[4991,5020,5050,5080,5110,5140,5170,5200]},"default2":{"A":[5865,5845,5825,5805,5785,5765,5745,5725],"B":[5733,5752,5771,5790,5809,5828,5847,5866],"E":[5705,5685,5665,5645,5885,5905,5925,5945],"F":[5740,5760,5780,5800,5820,5840,5860,5880],"R":[5658,5695,5732,5769,5806,5843,5880,5917],"L":[5362,5399,5436,5473,5510,5547,5584,5621],"X":[4991,5020,5050,5080,5110,5140,5170,5200]}}</w:t>
+      </w:r>
+      <w:r>
+        <w:rPr>
+          <w:lang w:val="uk-UA"/>
+        </w:rPr>
+        <w:br/>
+      </w:r>
+    </w:p>
+    <w:p>
+      <w:pPr>
+        <w:pStyle w:val="ListParagraph"/>
+        <w:numPr>
+          <w:ilvl w:val="0"/>
+          <w:numId w:val="1"/>
+        </w:numPr>
+      </w:pPr>
+      <w:r>
+        <w:rPr>
+          <w:lang w:val="uk-UA"/>
+        </w:rPr>
+        <w:t xml:space="preserve">Аналогічний функціонал реалізовано для </w:t>
+      </w:r>
+      <w:proofErr w:type="spellStart"/>
+      <w:r>
+        <w:rPr>
+          <w:lang w:val="uk-UA"/>
+        </w:rPr>
+        <w:t>відеопередавача</w:t>
+      </w:r>
+      <w:proofErr w:type="spellEnd"/>
+      <w:r>
+        <w:rPr>
+          <w:lang w:val="uk-UA"/>
+        </w:rPr>
+        <w:t xml:space="preserve">  </w:t>
+      </w:r>
+      <w:r>
+        <w:rPr>
+          <w:lang w:val="uk-UA"/>
+        </w:rPr>
+        <w:t>ретранслятора</w:t>
+      </w:r>
+      <w:r>
+        <w:rPr>
+          <w:lang w:val="uk-UA"/>
+        </w:rPr>
+        <w:t xml:space="preserve">. </w:t>
+      </w:r>
+      <w:r>
+        <w:rPr>
+          <w:lang w:val="uk-UA"/>
+        </w:rPr>
+        <w:t>Для нього</w:t>
+      </w:r>
+      <w:r>
+        <w:t xml:space="preserve"> </w:t>
+      </w:r>
+      <w:r>
+        <w:rPr>
+          <w:lang w:val="uk-UA"/>
+        </w:rPr>
+        <w:t xml:space="preserve">через редагування файлу окрім, як задати таблицю частот, можливо задати також таблицю рівнів потужності, та тип протоколу спілкування: </w:t>
+      </w:r>
+      <w:r>
+        <w:t>TRUMP, SMARTAUDIO.</w:t>
+      </w:r>
+      <w:r>
+        <w:rPr>
+          <w:lang w:val="uk-UA"/>
+        </w:rPr>
+        <w:t xml:space="preserve"> </w:t>
+      </w:r>
+      <w:r>
+        <w:rPr>
+          <w:lang w:val="uk-UA"/>
+        </w:rPr>
+        <w:br/>
+      </w:r>
+      <w:r>
+        <w:rPr>
+          <w:noProof/>
+        </w:rPr>
+        <w:drawing>
+          <wp:inline distT="0" distB="0" distL="0" distR="0" wp14:anchorId="615A466E" wp14:editId="3930BD43">
+            <wp:extent cx="2006600" cy="2032660"/>
+            <wp:effectExtent l="0" t="0" r="0" b="5715"/>
+            <wp:docPr id="10" name="Picture 10"/>
+            <wp:cNvGraphicFramePr>
+              <a:graphicFrameLocks xmlns:a="http://schemas.openxmlformats.org/drawingml/2006/main" noChangeAspect="1"/>
+            </wp:cNvGraphicFramePr>
+            <a:graphic xmlns:a="http://schemas.openxmlformats.org/drawingml/2006/main">
+              <a:graphicData uri="http://schemas.openxmlformats.org/drawingml/2006/picture">
+                <pic:pic xmlns:pic="http://schemas.openxmlformats.org/drawingml/2006/picture">
+                  <pic:nvPicPr>
+                    <pic:cNvPr id="1" name=""/>
+                    <pic:cNvPicPr/>
+                  </pic:nvPicPr>
+                  <pic:blipFill>
+                    <a:blip r:embed="rId12"/>
+                    <a:stretch>
+                      <a:fillRect/>
+                    </a:stretch>
+                  </pic:blipFill>
+                  <pic:spPr>
+                    <a:xfrm>
+                      <a:off x="0" y="0"/>
+                      <a:ext cx="2023634" cy="2049915"/>
+                    </a:xfrm>
+                    <a:prstGeom prst="rect">
+                      <a:avLst/>
+                    </a:prstGeom>
+                  </pic:spPr>
+                </pic:pic>
+              </a:graphicData>
+            </a:graphic>
+          </wp:inline>
+        </w:drawing>
+      </w:r>
+    </w:p>
+    <w:p>
+      <w:pPr>
+        <w:pStyle w:val="ListParagraph"/>
+      </w:pPr>
+      <w:r>
+        <w:rPr>
+          <w:lang w:val="uk-UA"/>
+        </w:rPr>
+        <w:t xml:space="preserve">Приклад файлу для таблиць </w:t>
+      </w:r>
+      <w:r>
+        <w:t>VTX:</w:t>
+      </w:r>
+      <w:r>
+        <w:br/>
+      </w:r>
+      <w:r>
+        <w:t>{"default":{"powers":{"25":1,"800":2,"1.6W":3,"2.5W":4},"bands":{"A":[5865,5845,5825,5805,5785,5765,5745,5725],"B":[5733,5752,5771,5790,5809,5828,5847,5866],"E":[5705,5685,5665,5645,5885,5905,5925,5945],"F":[5740,5760,5780,5800,5820,5840,5860,5880],"R":[5658,5695,5732,5769,5806,5843,5880,5917],"L":[5362,5399,5436,5473,5510,5547,5584,5621],"X":[4990,5020,5050,5080,511</w:t>
+      </w:r>
+      <w:r>
+        <w:lastRenderedPageBreak/>
+        <w:t>0,5140,5170,5200]},"type":"TRUMP"},"peak8":{"powers":{"25":25,"200":200,"800":800,"1W":1000,"4W":4000},"freqs":{"channels":[8020,8040,8060,8080,8100,8120,8140,8160,8180,8200,8220,8240,8260,8280,8300,8320,8340,8360,8380,8400,8420,8440,8460,8480,8500,8520,8540,8560,8580,8600,8620,8640,8660,8680,8700,8720,8740,8760,8780,8800],"bands":["A","B","E","F","R"]},"type":"SMARTAUDIO"}}</w:t>
+      </w:r>
+    </w:p>
+    <w:p>
+      <w:pPr>
+        <w:pStyle w:val="ListParagraph"/>
+        <w:numPr>
+          <w:ilvl w:val="0"/>
+          <w:numId w:val="1"/>
+        </w:numPr>
+        <w:rPr>
+          <w:lang w:val="uk-UA"/>
+        </w:rPr>
+      </w:pPr>
+      <w:r>
+        <w:rPr>
+          <w:lang w:val="uk-UA"/>
+        </w:rPr>
+        <w:t xml:space="preserve"> Підтримка </w:t>
+      </w:r>
+      <w:proofErr w:type="spellStart"/>
+      <w:r>
+        <w:rPr>
+          <w:lang w:val="uk-UA"/>
+        </w:rPr>
+        <w:t>Caddx</w:t>
+      </w:r>
+      <w:proofErr w:type="spellEnd"/>
+      <w:r>
+        <w:rPr>
+          <w:lang w:val="uk-UA"/>
+        </w:rPr>
+        <w:t xml:space="preserve"> </w:t>
+      </w:r>
+      <w:proofErr w:type="spellStart"/>
+      <w:r>
+        <w:rPr>
+          <w:lang w:val="uk-UA"/>
+        </w:rPr>
+        <w:t>Walksnail</w:t>
+      </w:r>
+      <w:proofErr w:type="spellEnd"/>
+      <w:r>
+        <w:rPr>
+          <w:lang w:val="uk-UA"/>
+        </w:rPr>
+        <w:t xml:space="preserve"> </w:t>
+      </w:r>
+      <w:proofErr w:type="spellStart"/>
+      <w:r>
+        <w:rPr>
+          <w:lang w:val="uk-UA"/>
+        </w:rPr>
+        <w:t>Ascent</w:t>
+      </w:r>
+      <w:proofErr w:type="spellEnd"/>
+      <w:r>
+        <w:rPr>
+          <w:lang w:val="uk-UA"/>
+        </w:rPr>
+        <w:t xml:space="preserve"> </w:t>
+      </w:r>
+      <w:r>
+        <w:rPr>
+          <w:lang w:val="uk-UA"/>
+        </w:rPr>
+        <w:t xml:space="preserve">цифрового </w:t>
+      </w:r>
+      <w:r>
+        <w:rPr>
+          <w:lang w:val="uk-UA"/>
+        </w:rPr>
+        <w:t xml:space="preserve">приймача, керування частотами та рівнями потужності </w:t>
+      </w:r>
+      <w:proofErr w:type="spellStart"/>
+      <w:r>
+        <w:rPr>
+          <w:lang w:val="uk-UA"/>
+        </w:rPr>
+        <w:t>відеопередавача</w:t>
+      </w:r>
+      <w:proofErr w:type="spellEnd"/>
+      <w:r>
+        <w:rPr>
+          <w:lang w:val="uk-UA"/>
+        </w:rPr>
+        <w:t xml:space="preserve"> через головну сторінку та через пульт керування.</w:t>
+      </w:r>
+    </w:p>
+    <w:p>
+      <w:pPr>
+        <w:pStyle w:val="ListParagraph"/>
+        <w:numPr>
+          <w:ilvl w:val="0"/>
+          <w:numId w:val="1"/>
+        </w:numPr>
+        <w:rPr>
+          <w:lang w:val="uk-UA"/>
+        </w:rPr>
+      </w:pPr>
+      <w:r>
+        <w:rPr>
+          <w:lang w:val="uk-UA"/>
+        </w:rPr>
+        <w:t>Додатково підтримка наступних аналогових відео приймачів:</w:t>
+      </w:r>
+      <w:r>
+        <w:rPr>
+          <w:lang w:val="uk-UA"/>
+        </w:rPr>
+        <w:t xml:space="preserve"> </w:t>
+      </w:r>
+      <w:r>
+        <w:t xml:space="preserve">PEAK8, </w:t>
       </w:r>
     </w:p>
     <w:sectPr>

--- a/0.5.5 Release notes..docx
+++ b/0.5.5 Release notes..docx
@@ -912,7 +912,19 @@
         <w:rPr>
           <w:lang w:val="uk-UA"/>
         </w:rPr>
-        <w:t>Збільшилась кількість опцій для вибору позиційності перемикача який користувач може змінювати частоту відео приймача (2,3,6,8):</w:t>
+        <w:t>Збільшилась кількість опцій для вибору позиційності перемикача яки</w:t>
+      </w:r>
+      <w:r>
+        <w:rPr>
+          <w:lang w:val="uk-UA"/>
+        </w:rPr>
+        <w:t>м</w:t>
+      </w:r>
+      <w:r>
+        <w:rPr>
+          <w:lang w:val="uk-UA"/>
+        </w:rPr>
+        <w:t xml:space="preserve"> користувач може змінювати частоту відео приймача (2,3,6,8):</w:t>
       </w:r>
     </w:p>
     <w:p>
@@ -1093,21 +1105,19 @@
         <w:rPr>
           <w:lang w:val="uk-UA"/>
         </w:rPr>
-        <w:t xml:space="preserve">була надана </w:t>
-      </w:r>
-      <w:proofErr w:type="spellStart"/>
-      <w:r>
-        <w:rPr>
-          <w:lang w:val="uk-UA"/>
-        </w:rPr>
-        <w:t>модливість</w:t>
-      </w:r>
-      <w:proofErr w:type="spellEnd"/>
-      <w:r>
-        <w:rPr>
-          <w:lang w:val="uk-UA"/>
-        </w:rPr>
-        <w:t xml:space="preserve"> змінити встановлену таблицю частот на користувацьку. Цей функціонал розширено, тепер надана можливість задати до 10 користувацьких таблиць і перемикатись між ними. Для цього потрібно на </w:t>
+        <w:t>була надана мо</w:t>
+      </w:r>
+      <w:r>
+        <w:rPr>
+          <w:lang w:val="uk-UA"/>
+        </w:rPr>
+        <w:t>ж</w:t>
+      </w:r>
+      <w:r>
+        <w:rPr>
+          <w:lang w:val="uk-UA"/>
+        </w:rPr>
+        <w:t xml:space="preserve">ливість змінити встановлену таблицю частот на користувацьку. Цей функціонал розширено, тепер надана можливість задати до 10 користувацьких таблиць і перемикатись між ними. Для цього потрібно на </w:t>
       </w:r>
       <w:r>
         <w:t xml:space="preserve">Home </w:t>
@@ -1256,13 +1266,7 @@
         <w:rPr>
           <w:lang w:val="uk-UA"/>
         </w:rPr>
-        <w:t xml:space="preserve">  </w:t>
-      </w:r>
-      <w:r>
-        <w:rPr>
-          <w:lang w:val="uk-UA"/>
-        </w:rPr>
-        <w:t>ретранслятора</w:t>
+        <w:t xml:space="preserve">  ретранслятора</w:t>
       </w:r>
       <w:r>
         <w:rPr>
@@ -1368,87 +1372,20 @@
     <w:p>
       <w:pPr>
         <w:pStyle w:val="ListParagraph"/>
-        <w:numPr>
-          <w:ilvl w:val="0"/>
-          <w:numId w:val="1"/>
-        </w:numPr>
-        <w:rPr>
-          <w:lang w:val="uk-UA"/>
-        </w:rPr>
-      </w:pPr>
-      <w:r>
-        <w:rPr>
-          <w:lang w:val="uk-UA"/>
-        </w:rPr>
-        <w:t xml:space="preserve"> Підтримка </w:t>
-      </w:r>
-      <w:proofErr w:type="spellStart"/>
-      <w:r>
-        <w:rPr>
-          <w:lang w:val="uk-UA"/>
-        </w:rPr>
-        <w:t>Caddx</w:t>
-      </w:r>
-      <w:proofErr w:type="spellEnd"/>
-      <w:r>
-        <w:rPr>
-          <w:lang w:val="uk-UA"/>
-        </w:rPr>
-        <w:t xml:space="preserve"> </w:t>
-      </w:r>
-      <w:proofErr w:type="spellStart"/>
-      <w:r>
-        <w:rPr>
-          <w:lang w:val="uk-UA"/>
-        </w:rPr>
-        <w:t>Walksnail</w:t>
-      </w:r>
-      <w:proofErr w:type="spellEnd"/>
-      <w:r>
-        <w:rPr>
-          <w:lang w:val="uk-UA"/>
-        </w:rPr>
-        <w:t xml:space="preserve"> </w:t>
-      </w:r>
-      <w:proofErr w:type="spellStart"/>
-      <w:r>
-        <w:rPr>
-          <w:lang w:val="uk-UA"/>
-        </w:rPr>
-        <w:t>Ascent</w:t>
-      </w:r>
-      <w:proofErr w:type="spellEnd"/>
-      <w:r>
-        <w:rPr>
-          <w:lang w:val="uk-UA"/>
-        </w:rPr>
-        <w:t xml:space="preserve"> </w:t>
-      </w:r>
-      <w:r>
-        <w:rPr>
-          <w:lang w:val="uk-UA"/>
-        </w:rPr>
-        <w:t xml:space="preserve">цифрового </w:t>
-      </w:r>
-      <w:r>
-        <w:rPr>
-          <w:lang w:val="uk-UA"/>
-        </w:rPr>
-        <w:t xml:space="preserve">приймача, керування частотами та рівнями потужності </w:t>
-      </w:r>
-      <w:proofErr w:type="spellStart"/>
-      <w:r>
-        <w:rPr>
-          <w:lang w:val="uk-UA"/>
-        </w:rPr>
-        <w:t>відеопередавача</w:t>
-      </w:r>
-      <w:proofErr w:type="spellEnd"/>
-      <w:r>
-        <w:rPr>
-          <w:lang w:val="uk-UA"/>
-        </w:rPr>
-        <w:t xml:space="preserve"> через головну сторінку та через пульт керування.</w:t>
+      </w:pPr>
+    </w:p>
+    <w:p>
+      <w:pPr>
+        <w:pStyle w:val="ListParagraph"/>
+        <w:rPr>
+          <w:lang w:val="uk-UA"/>
+        </w:rPr>
+      </w:pPr>
+      <w:r>
+        <w:rPr>
+          <w:lang w:val="uk-UA"/>
+        </w:rPr>
+        <w:t>-------------------------------------------------------------------------</w:t>
       </w:r>
     </w:p>
     <w:p>
@@ -1466,7 +1403,19 @@
         <w:rPr>
           <w:lang w:val="uk-UA"/>
         </w:rPr>
-        <w:t>Додатково підтримка наступних аналогових відео приймачів:</w:t>
+        <w:t>Добавили п</w:t>
+      </w:r>
+      <w:r>
+        <w:rPr>
+          <w:lang w:val="uk-UA"/>
+        </w:rPr>
+        <w:t>ідтримк</w:t>
+      </w:r>
+      <w:r>
+        <w:rPr>
+          <w:lang w:val="uk-UA"/>
+        </w:rPr>
+        <w:t>у</w:t>
       </w:r>
       <w:r>
         <w:rPr>
@@ -1474,8 +1423,392 @@
         </w:rPr>
         <w:t xml:space="preserve"> </w:t>
       </w:r>
+      <w:proofErr w:type="spellStart"/>
+      <w:r>
+        <w:rPr>
+          <w:lang w:val="uk-UA"/>
+        </w:rPr>
+        <w:t>Caddx</w:t>
+      </w:r>
+      <w:proofErr w:type="spellEnd"/>
+      <w:r>
+        <w:rPr>
+          <w:lang w:val="uk-UA"/>
+        </w:rPr>
+        <w:t xml:space="preserve"> </w:t>
+      </w:r>
+      <w:proofErr w:type="spellStart"/>
+      <w:r>
+        <w:rPr>
+          <w:lang w:val="uk-UA"/>
+        </w:rPr>
+        <w:t>Walksnail</w:t>
+      </w:r>
+      <w:proofErr w:type="spellEnd"/>
+      <w:r>
+        <w:rPr>
+          <w:lang w:val="uk-UA"/>
+        </w:rPr>
+        <w:t xml:space="preserve"> </w:t>
+      </w:r>
+      <w:proofErr w:type="spellStart"/>
+      <w:r>
+        <w:rPr>
+          <w:lang w:val="uk-UA"/>
+        </w:rPr>
+        <w:t>Ascent</w:t>
+      </w:r>
+      <w:proofErr w:type="spellEnd"/>
+      <w:r>
+        <w:rPr>
+          <w:lang w:val="uk-UA"/>
+        </w:rPr>
+        <w:t xml:space="preserve"> </w:t>
+      </w:r>
+      <w:r>
+        <w:rPr>
+          <w:lang w:val="uk-UA"/>
+        </w:rPr>
+        <w:t xml:space="preserve">цифрового </w:t>
+      </w:r>
+      <w:r>
+        <w:rPr>
+          <w:lang w:val="uk-UA"/>
+        </w:rPr>
+        <w:t xml:space="preserve">приймача, керування частотами та рівнями потужності </w:t>
+      </w:r>
+      <w:proofErr w:type="spellStart"/>
+      <w:r>
+        <w:rPr>
+          <w:lang w:val="uk-UA"/>
+        </w:rPr>
+        <w:t>відеопередавача</w:t>
+      </w:r>
+      <w:proofErr w:type="spellEnd"/>
+      <w:r>
+        <w:rPr>
+          <w:lang w:val="uk-UA"/>
+        </w:rPr>
+        <w:t xml:space="preserve"> через головну сторінку та через пульт керування.</w:t>
+      </w:r>
+    </w:p>
+    <w:p>
+      <w:pPr>
+        <w:pStyle w:val="ListParagraph"/>
+        <w:numPr>
+          <w:ilvl w:val="0"/>
+          <w:numId w:val="1"/>
+        </w:numPr>
+        <w:rPr>
+          <w:lang w:val="uk-UA"/>
+        </w:rPr>
+      </w:pPr>
+      <w:r>
+        <w:rPr>
+          <w:lang w:val="uk-UA"/>
+        </w:rPr>
+        <w:t>Дода</w:t>
+      </w:r>
+      <w:r>
+        <w:rPr>
+          <w:lang w:val="uk-UA"/>
+        </w:rPr>
+        <w:t>но</w:t>
+      </w:r>
+      <w:r>
+        <w:rPr>
+          <w:lang w:val="uk-UA"/>
+        </w:rPr>
+        <w:t xml:space="preserve"> підтримк</w:t>
+      </w:r>
+      <w:r>
+        <w:rPr>
+          <w:lang w:val="uk-UA"/>
+        </w:rPr>
+        <w:t>у</w:t>
+      </w:r>
+      <w:r>
+        <w:rPr>
+          <w:lang w:val="uk-UA"/>
+        </w:rPr>
+        <w:t xml:space="preserve"> наступних аналогових відео приймачів:</w:t>
+      </w:r>
+      <w:r>
+        <w:rPr>
+          <w:lang w:val="uk-UA"/>
+        </w:rPr>
+        <w:t xml:space="preserve"> </w:t>
+      </w:r>
       <w:r>
         <w:t xml:space="preserve">PEAK8, </w:t>
+      </w:r>
+      <w:proofErr w:type="spellStart"/>
+      <w:r>
+        <w:t>SteadyView</w:t>
+      </w:r>
+      <w:proofErr w:type="spellEnd"/>
+      <w:r>
+        <w:t xml:space="preserve"> 8, RX</w:t>
+      </w:r>
+      <w:r>
+        <w:rPr>
+          <w:lang w:val="uk-UA"/>
+        </w:rPr>
+        <w:t>7500 (</w:t>
+      </w:r>
+      <w:r>
+        <w:t>FS</w:t>
+      </w:r>
+      <w:r>
+        <w:t>6075</w:t>
+      </w:r>
+      <w:r>
+        <w:rPr>
+          <w:lang w:val="uk-UA"/>
+        </w:rPr>
+        <w:t>)</w:t>
+      </w:r>
+      <w:r>
+        <w:t xml:space="preserve">, </w:t>
+      </w:r>
+      <w:r>
+        <w:t>LST2G7</w:t>
+      </w:r>
+      <w:r>
+        <w:t>, SK7200</w:t>
+      </w:r>
+      <w:r>
+        <w:rPr>
+          <w:lang w:val="uk-UA"/>
+        </w:rPr>
+        <w:t>.</w:t>
+      </w:r>
+    </w:p>
+    <w:p>
+      <w:pPr>
+        <w:pStyle w:val="ListParagraph"/>
+        <w:numPr>
+          <w:ilvl w:val="0"/>
+          <w:numId w:val="1"/>
+        </w:numPr>
+        <w:rPr>
+          <w:lang w:val="uk-UA"/>
+        </w:rPr>
+      </w:pPr>
+      <w:r>
+        <w:t xml:space="preserve">12G </w:t>
+      </w:r>
+      <w:r>
+        <w:rPr>
+          <w:lang w:val="uk-UA"/>
+        </w:rPr>
+        <w:t>приймач адаптовано спосіб керування під нові версії</w:t>
+      </w:r>
+    </w:p>
+    <w:p>
+      <w:pPr>
+        <w:pStyle w:val="ListParagraph"/>
+        <w:numPr>
+          <w:ilvl w:val="0"/>
+          <w:numId w:val="1"/>
+        </w:numPr>
+        <w:rPr>
+          <w:lang w:val="uk-UA"/>
+        </w:rPr>
+      </w:pPr>
+      <w:r>
+        <w:rPr>
+          <w:lang w:val="uk-UA"/>
+        </w:rPr>
+        <w:t>Додана можливість використання одночасно пари приймачів 1.3</w:t>
+      </w:r>
+      <w:r>
+        <w:rPr>
+          <w:lang w:val="uk-UA"/>
+        </w:rPr>
+        <w:t>/</w:t>
+      </w:r>
+      <w:r>
+        <w:rPr>
+          <w:lang w:val="uk-UA"/>
+        </w:rPr>
+        <w:t>3.3(</w:t>
+      </w:r>
+      <w:r>
+        <w:t>PEAK</w:t>
+      </w:r>
+      <w:r>
+        <w:rPr>
+          <w:lang w:val="uk-UA"/>
+        </w:rPr>
+        <w:t>)</w:t>
+      </w:r>
+      <w:r>
+        <w:rPr>
+          <w:lang w:val="uk-UA"/>
+        </w:rPr>
+        <w:t xml:space="preserve">, та пари </w:t>
+      </w:r>
+      <w:r>
+        <w:t>TBS/SVX8</w:t>
+      </w:r>
+    </w:p>
+    <w:p>
+      <w:pPr>
+        <w:pStyle w:val="ListParagraph"/>
+        <w:numPr>
+          <w:ilvl w:val="0"/>
+          <w:numId w:val="1"/>
+        </w:numPr>
+        <w:rPr>
+          <w:lang w:val="uk-UA"/>
+        </w:rPr>
+      </w:pPr>
+      <w:r>
+        <w:rPr>
+          <w:lang w:val="uk-UA"/>
+        </w:rPr>
+        <w:t xml:space="preserve">Додана можливість заливки прошивки для ретранслятора на </w:t>
+      </w:r>
+      <w:proofErr w:type="spellStart"/>
+      <w:r>
+        <w:t>Wemos</w:t>
+      </w:r>
+      <w:proofErr w:type="spellEnd"/>
+      <w:r>
+        <w:t xml:space="preserve"> </w:t>
+      </w:r>
+      <w:proofErr w:type="spellStart"/>
+      <w:r>
+        <w:t>Lolin</w:t>
+      </w:r>
+      <w:proofErr w:type="spellEnd"/>
+      <w:r>
+        <w:t xml:space="preserve"> esp32-s2 mini</w:t>
+      </w:r>
+      <w:r>
+        <w:rPr>
+          <w:lang w:val="uk-UA"/>
+        </w:rPr>
+        <w:t>.</w:t>
+      </w:r>
+    </w:p>
+    <w:p>
+      <w:pPr>
+        <w:pStyle w:val="ListParagraph"/>
+        <w:numPr>
+          <w:ilvl w:val="0"/>
+          <w:numId w:val="1"/>
+        </w:numPr>
+        <w:rPr>
+          <w:lang w:val="uk-UA"/>
+        </w:rPr>
+      </w:pPr>
+      <w:r>
+        <w:rPr>
+          <w:lang w:val="uk-UA"/>
+        </w:rPr>
+        <w:t>Підтримка заливки прошивки на</w:t>
+      </w:r>
+      <w:r>
+        <w:t xml:space="preserve"> Soc</w:t>
+      </w:r>
+      <w:r>
+        <w:rPr>
+          <w:lang w:val="uk-UA"/>
+        </w:rPr>
+        <w:t xml:space="preserve"> </w:t>
+      </w:r>
+      <w:r>
+        <w:t xml:space="preserve">ESP32-S3, </w:t>
+      </w:r>
+      <w:r>
+        <w:rPr>
+          <w:lang w:val="uk-UA"/>
+        </w:rPr>
+        <w:t xml:space="preserve">що </w:t>
+      </w:r>
+      <w:r>
+        <w:rPr>
+          <w:lang w:val="uk-UA"/>
+        </w:rPr>
+        <w:t>використовується на власних платах</w:t>
+      </w:r>
+      <w:r>
+        <w:rPr>
+          <w:lang w:val="uk-UA"/>
+        </w:rPr>
+        <w:t>.</w:t>
+      </w:r>
+    </w:p>
+    <w:p>
+      <w:pPr>
+        <w:pStyle w:val="ListParagraph"/>
+        <w:numPr>
+          <w:ilvl w:val="0"/>
+          <w:numId w:val="1"/>
+        </w:numPr>
+        <w:rPr>
+          <w:lang w:val="uk-UA"/>
+        </w:rPr>
+      </w:pPr>
+      <w:r>
+        <w:rPr>
+          <w:lang w:val="uk-UA"/>
+        </w:rPr>
+        <w:t xml:space="preserve">Підтримка прошивкою, власних </w:t>
+      </w:r>
+      <w:proofErr w:type="spellStart"/>
+      <w:r>
+        <w:rPr>
+          <w:lang w:val="uk-UA"/>
+        </w:rPr>
+        <w:t>трійничків</w:t>
+      </w:r>
+      <w:proofErr w:type="spellEnd"/>
+      <w:r>
+        <w:rPr>
+          <w:lang w:val="uk-UA"/>
+        </w:rPr>
+        <w:t xml:space="preserve">, плат в кейс, плат ретранслятора, плат голови наземної станції, плат </w:t>
+      </w:r>
+      <w:proofErr w:type="spellStart"/>
+      <w:r>
+        <w:rPr>
+          <w:lang w:val="uk-UA"/>
+        </w:rPr>
+        <w:t>бліндажніка</w:t>
+      </w:r>
+      <w:proofErr w:type="spellEnd"/>
+    </w:p>
+    <w:p>
+      <w:pPr>
+        <w:pStyle w:val="ListParagraph"/>
+        <w:numPr>
+          <w:ilvl w:val="0"/>
+          <w:numId w:val="1"/>
+        </w:numPr>
+        <w:rPr>
+          <w:lang w:val="uk-UA"/>
+        </w:rPr>
+      </w:pPr>
+      <w:r>
+        <w:rPr>
+          <w:lang w:val="uk-UA"/>
+        </w:rPr>
+        <w:t>Мінімізовано об’єм файлів</w:t>
+      </w:r>
+      <w:r>
+        <w:rPr>
+          <w:lang w:val="uk-UA"/>
+        </w:rPr>
+        <w:t>,</w:t>
+      </w:r>
+      <w:r>
+        <w:rPr>
+          <w:lang w:val="uk-UA"/>
+        </w:rPr>
+        <w:t xml:space="preserve"> які зберігаються в пам’яті мікроконтролера.</w:t>
       </w:r>
     </w:p>
     <w:sectPr>
